--- a/tai-lieu-noi-bo/moscow/gulag-history-museum.docx
+++ b/tai-lieu-noi-bo/moscow/gulag-history-museum.docx
@@ -55,6 +55,14 @@
         <w:pStyle w:val="ListBullet"/>
       </w:pPr>
       <w:r>
+        <w:t>⚠ Cập nhật 2026: bảo tàng đã đóng cửa và đang được thay bằng bảo tàng chủ đề mới — cần kiểm tra tình trạng trước khi dẫn đoàn.</w:t>
+      </w:r>
+    </w:p>
+    <w:p>
+      <w:pPr>
+        <w:pStyle w:val="ListBullet"/>
+      </w:pPr>
+      <w:r>
         <w:t>Một trong số ít bảo tàng trên thế giới dành riêng cho hệ thống trại lao động cưỡng bức Xô-viết (GULAG); sáng lập năm 2001 bởi Anton Antonov-Ovseyenko, một cựu tù nhân.</w:t>
       </w:r>
     </w:p>
@@ -96,6 +104,14 @@
       </w:pPr>
       <w:r>
         <w:t>Bắt buộc kiểm tra tình trạng mở cửa và nội dung trưng bày trước khi đưa khách đến.</w:t>
+      </w:r>
+    </w:p>
+    <w:p>
+      <w:pPr>
+        <w:pStyle w:val="ListBullet"/>
+      </w:pPr>
+      <w:r>
+        <w:t>Từng đoạt giải Bảo tàng của năm của Hội đồng châu Âu (2021); sáng lập năm 2001 bởi Anton Antonov-Ovseyenko, một cựu tù nhân Gulag.</w:t>
       </w:r>
     </w:p>
     <w:p>
@@ -155,6 +171,41 @@
       </w:pPr>
       <w:r>
         <w:t>Trên bình diện quốc tế, một bảo tàng nhà nước dành trọn cho đề tài đàn áp là điều hiếm gặp; nhiều quốc gia chỉ có các đài tưởng niệm hoặc bảo tàng do tư nhân và tổ chức xã hội vận hành. Vì thế, trong hơn hai thập niên tồn tại, Bảo tàng Lịch sử Gulag được giới nghiên cứu quốc tế theo dõi sát sao như một chỉ dấu về cách nước Nga tự nhìn nhận quá khứ của mình. Bản thân chữ 'Gulag' cũng đã vượt khỏi biên giới ngôn ngữ Nga để trở thành một danh từ chung trong nhiều thứ tiếng, ám chỉ hệ thống trại lao động cưỡng bức nói chung — phần lớn nhờ ảnh hưởng của các tác phẩm văn học, trong đó có trước tác của nhà văn đoạt giải Nobel Aleksandr Solzhenitsyn.</w:t>
+      </w:r>
+    </w:p>
+    <w:p>
+      <w:pPr>
+        <w:pStyle w:val="Heading1"/>
+      </w:pPr>
+      <w:r>
+        <w:rPr>
+          <w:color w:val="152C4E"/>
+        </w:rPr>
+        <w:t>⚠ CẬP NHẬT HIỆN TRẠNG 2026 — lưu ý quan trọng cho hướng dẫn viên</w:t>
+      </w:r>
+    </w:p>
+    <w:p>
+      <w:pPr>
+        <w:jc w:val="both"/>
+      </w:pPr>
+      <w:r>
+        <w:t>Đầu năm 2026, nhiều hãng tin đưa tin Bảo tàng Lịch sử Gulag đã đóng cửa (lý do chính thức được nêu là vi phạm quy định phòng cháy chữa cháy). Trong cùng toà nhà, một bảo tàng mới được lập với chủ đề ‘nạn diệt chủng nhân dân Xô-viết’ (genocide of the Soviet people), trọng tâm chuyển sang tội ác của phát-xít Đức trong Thế chiến II; người phụ trách mới được nêu tên là bà Natalya Kalashnikova. Bộ sưu tập gốc của bảo tàng Gulag được cho là vẫn được lưu giữ trong kho — thuộc Quỹ Bảo tàng Nhà nước Liên bang Nga — chứ không bị tiêu huỷ.</w:t>
+      </w:r>
+    </w:p>
+    <w:p>
+      <w:pPr>
+        <w:jc w:val="both"/>
+      </w:pPr>
+      <w:r>
+        <w:t>Vì đây là thông tin nhạy cảm, đang thay đổi và gây tranh luận, hướng dẫn viên NÊN: (1) kiểm tra tình trạng mở cửa ngay trước khi đưa khách đến; (2) trình bày với khách một cách trung lập, chỉ nêu dữ kiện, tránh bình luận chính trị; (3) chuẩn bị phương án thay thế gần đó nếu điểm không còn đón khách như trước.</w:t>
+      </w:r>
+    </w:p>
+    <w:p>
+      <w:pPr>
+        <w:jc w:val="both"/>
+      </w:pPr>
+      <w:r>
+        <w:t>Nguồn tham khảo nội bộ (cần đối chiếu thêm với thông báo chính thức phía Nga): các bản tin đầu năm 2026 của The Moscow Times, Meduza, Novaya Gazeta Europe và Zona Media. Đây là các hãng tin độc lập/hải ngoại; nên xem như thông tin ‘cần kiểm chứng tại chỗ’ trước khi khẳng định với khách.</w:t>
       </w:r>
     </w:p>
     <w:p>
@@ -696,6 +747,76 @@
         <w:rPr>
           <w:color w:val="152C4E"/>
         </w:rPr>
+        <w:t>Bảo tàng Gulag từng là gì: lịch sử &amp; sứ mệnh (2001–2025)</w:t>
+      </w:r>
+    </w:p>
+    <w:p>
+      <w:pPr>
+        <w:jc w:val="both"/>
+      </w:pPr>
+      <w:r>
+        <w:t>Bảo tàng được nhà sử học Anton Antonov-Ovseyenko (Антон Антонов-Овсеенко) sáng lập năm 2001. Bản thân ông từng là tù nhân Gulag và là con trai của nhà cách mạng Vladimir Antonov-Ovseyenko — chi tiết khiến sứ mệnh của bảo tàng thêm phần cá nhân và day dứt. Cách kể: một người mang trong mình cả ‘thủ phạm’ (cha là lãnh đạo Bolshevik) lẫn ‘nạn nhân’ (bản thân bị tù) đã đứng ra dựng nơi tưởng niệm này.</w:t>
+      </w:r>
+    </w:p>
+    <w:p>
+      <w:pPr>
+        <w:jc w:val="both"/>
+      </w:pPr>
+      <w:r>
+        <w:t>Giám đốc Roman Romanov (Роман Романов) về sau biến nơi đây thành một không gian tương tác hiện đại, gọi bảo tàng là ‘nơi con người gặp lại chính mình’. Trưng bày thường trực khai trương năm 2015 trong một toà nhà gạch công nghiệp cũ được cải tạo ở trung tâm Moskva.</w:t>
+      </w:r>
+    </w:p>
+    <w:p>
+      <w:pPr>
+        <w:jc w:val="both"/>
+      </w:pPr>
+      <w:r>
+        <w:t>Năm 2021, bảo tàng được Hội đồng châu Âu (Council of Europe) trao giải Bảo tàng của năm — một sự công nhận quốc tế hiếm có, cho thấy tầm vóc và chất lượng trưng bày ở thời kỳ đỉnh cao của nó.</w:t>
+      </w:r>
+    </w:p>
+    <w:p>
+      <w:pPr>
+        <w:pStyle w:val="Heading1"/>
+      </w:pPr>
+      <w:r>
+        <w:rPr>
+          <w:color w:val="152C4E"/>
+        </w:rPr>
+        <w:t>Nội dung trưng bày thường trực (2015–2025) — mô tả cho hướng dẫn viên</w:t>
+      </w:r>
+    </w:p>
+    <w:p>
+      <w:pPr>
+        <w:jc w:val="both"/>
+      </w:pPr>
+      <w:r>
+        <w:t>ГУЛАГ (GULAG) là viết tắt của ‘Tổng cục Quản lý các Trại’ (Главное управление лагерей) — bộ máy trại lao động cưỡng bức thời Xô-viết, hoạt động mạnh nhất trong thập niên 1930–1950. Bảo tàng kể lại hệ thống này qua hiện vật gốc và không gian tái dựng.</w:t>
+      </w:r>
+    </w:p>
+    <w:p>
+      <w:pPr>
+        <w:jc w:val="both"/>
+      </w:pPr>
+      <w:r>
+        <w:t>Lối vào được thiết kế để khách ‘đi xuyên’ một tháp canh và phòng thẩm vấn phục dựng, tạo cảm giác bước vào không gian trại ngay từ đầu. Bên trong có: những cánh cửa sắt nguyên bản gỡ từ các trại lao động; buồng giam tái dựng đúng kích thước thật; hiện vật khai quật từ các hố chôn; thư từ, giấy tờ và bản đồ hệ thống trại; cùng các đoạn ghi âm lời kể về đời sống trong trại.</w:t>
+      </w:r>
+    </w:p>
+    <w:p>
+      <w:pPr>
+        <w:jc w:val="both"/>
+      </w:pPr>
+      <w:r>
+        <w:t>Cách kể: đây là điểm tham quan ‘nặng’ về cảm xúc — nên báo trước để khách chuẩn bị tâm lý, nói giọng trầm, tôn trọng, dành những khoảng lặng cho khách tự cảm nhận; phù hợp với khách trưởng thành quan tâm lịch sử, cân nhắc kỹ với trẻ nhỏ. Lưu ý: các mô tả trên phản ánh bảo tàng giai đoạn 2015–2025; sau thay đổi năm 2026, bố cục và nội dung trưng bày có thể không còn như vậy — cần kiểm chứng tại chỗ.</w:t>
+      </w:r>
+    </w:p>
+    <w:p>
+      <w:pPr>
+        <w:pStyle w:val="Heading1"/>
+      </w:pPr>
+      <w:r>
+        <w:rPr>
+          <w:color w:val="152C4E"/>
+        </w:rPr>
         <w:t>Hình ảnh (link chèn cho bản HTML)</w:t>
       </w:r>
     </w:p>
@@ -861,6 +982,36 @@
       </w:r>
     </w:p>
     <w:p>
+      <w:r>
+        <w:rPr>
+          <w:sz w:val="22"/>
+        </w:rPr>
+        <w:t xml:space="preserve">• The Gulag History Museum Is Gone. But Its Lessons Remain — The Moscow Times (2026) — </w:t>
+      </w:r>
+      <w:r>
+        <w:rPr>
+          <w:color w:val="204A86"/>
+          <w:sz w:val="20"/>
+        </w:rPr>
+        <w:t>https://www.themoscowtimes.com/2026/02/23/the-gulag-history-museum-is-gone-but-its-lessons-remain-a92023</w:t>
+      </w:r>
+    </w:p>
+    <w:p>
+      <w:r>
+        <w:rPr>
+          <w:sz w:val="22"/>
+        </w:rPr>
+        <w:t xml:space="preserve">• Gulag History State Museum — Harvard Omeka (exhibit study) — </w:t>
+      </w:r>
+      <w:r>
+        <w:rPr>
+          <w:color w:val="204A86"/>
+          <w:sz w:val="20"/>
+        </w:rPr>
+        <w:t>https://hum54-15.omeka.fas.harvard.edu/exhibits/show/reconciling_its_oppressive_pas/gulag_history_state_museum</w:t>
+      </w:r>
+    </w:p>
+    <w:p>
       <w:pPr>
         <w:pStyle w:val="Heading2"/>
       </w:pPr>
@@ -928,11 +1079,47 @@
     <w:p>
       <w:r>
         <w:rPr>
+          <w:color w:val="5C6773"/>
+          <w:sz w:val="20"/>
+        </w:rPr>
+        <w:t>The Moscow Times (2/2026) — đóng cửa &amp; thay thế bằng bảo tàng chủ đề ‘diệt chủng nhân dân Xô-viết’ (cần đối chiếu nguồn chính thức)</w:t>
+      </w:r>
+    </w:p>
+    <w:p>
+      <w:r>
+        <w:rPr>
+          <w:color w:val="5C6773"/>
+          <w:sz w:val="20"/>
+        </w:rPr>
+        <w:t>Meduza / Novaya Gazeta Europe / Zona Media (2/2026) — tin về việc đổi tên và đổi chủ đề bảo tàng</w:t>
+      </w:r>
+    </w:p>
+    <w:p>
+      <w:r>
+        <w:rPr>
+          <w:color w:val="5C6773"/>
+          <w:sz w:val="20"/>
+        </w:rPr>
+        <w:t>Harvard Omeka — nghiên cứu về trưng bày Bảo tàng Lịch sử Gulag (cửa trại, buồng giam, hiện vật)</w:t>
+      </w:r>
+    </w:p>
+    <w:p>
+      <w:r>
+        <w:rPr>
+          <w:color w:val="5C6773"/>
+          <w:sz w:val="20"/>
+        </w:rPr>
+        <w:t>Hội đồng châu Âu — Giải Bảo tàng của năm 2021 (Council of Europe Museum Prize)</w:t>
+      </w:r>
+    </w:p>
+    <w:p>
+      <w:r>
+        <w:rPr>
           <w:i/>
           <w:color w:val="5C6773"/>
           <w:sz w:val="18"/>
         </w:rPr>
-        <w:t>Tài liệu nội bộ — không dùng cho mục đích public. Biên soạn nguyên gốc, có dẫn nguồn. Cập nhật 2026-08-11.</w:t>
+        <w:t>Tài liệu nội bộ — không dùng cho mục đích public. Biên soạn nguyên gốc, có dẫn nguồn. Cập nhật 2026-09-28.</w:t>
       </w:r>
     </w:p>
     <w:sectPr>
